--- a/onboardassist-backend/src/main/resources/knowledge-base/TrainingGuide.docx
+++ b/onboardassist-backend/src/main/resources/knowledge-base/TrainingGuide.docx
@@ -1,6 +1,6 @@
 
 <file path=word/document.xml><?xml version="1.0" encoding="utf-8"?>
-<w:document xmlns:wpc="http://schemas.microsoft.com/office/word/2010/wordprocessingCanvas" xmlns:cx="http://schemas.microsoft.com/office/drawing/2014/chartex" xmlns:cx1="http://schemas.microsoft.com/office/drawing/2015/9/8/chartex" xmlns:cx2="http://schemas.microsoft.com/office/drawing/2015/10/21/chartex" xmlns:cx3="http://schemas.microsoft.com/office/drawing/2016/5/9/chartex" xmlns:cx4="http://schemas.microsoft.com/office/drawing/2016/5/10/chartex" xmlns:cx5="http://schemas.microsoft.com/office/drawing/2016/5/11/chartex" xmlns:cx6="http://schemas.microsoft.com/office/drawing/2016/5/12/chartex" xmlns:cx7="http://schemas.microsoft.com/office/drawing/2016/5/13/chartex" xmlns:cx8="http://schemas.microsoft.com/office/drawing/2016/5/14/chartex" xmlns:mc="http://schemas.openxmlformats.org/markup-compatibility/2006" xmlns:aink="http://schemas.microsoft.com/office/drawing/2016/ink" xmlns:am3d="http://schemas.microsoft.com/office/drawing/2017/model3d" xmlns:o="urn:schemas-microsoft-com:office:office" xmlns:oel="http://schemas.microsoft.com/office/2019/extlst" xmlns:r="http://schemas.openxmlformats.org/officeDocument/2006/relationships" xmlns:m="http://schemas.openxmlformats.org/officeDocument/2006/math" xmlns:v="urn:schemas-microsoft-com:vml" xmlns:wp14="http://schemas.microsoft.com/office/word/2010/wordprocessingDrawing" xmlns:wp="http://schemas.openxmlformats.org/drawingml/2006/wordprocessingDrawing" xmlns:w10="urn:schemas-microsoft-com:office:word" xmlns:w="http://schemas.openxmlformats.org/wordprocessingml/2006/main" xmlns:w14="http://schemas.microsoft.com/office/word/2010/wordml" xmlns:w15="http://schemas.microsoft.com/office/word/2012/wordml" xmlns:w16cei="http://schemas.microsoft.com/office/word/2026/wordml/cei" xmlns:w16cex="http://schemas.microsoft.com/office/word/2018/wordml/cex" xmlns:w16cid="http://schemas.microsoft.com/office/word/2016/wordml/cid" xmlns:w16="http://schemas.microsoft.com/office/word/2018/wordml" xmlns:w16du="http://schemas.microsoft.com/office/word/2023/wordml/word16du" xmlns:w16sdtdh="http://schemas.microsoft.com/office/word/2020/wordml/sdtdatahash" xmlns:w16sdtfl="http://schemas.microsoft.com/office/word/2024/wordml/sdtformatlock" xmlns:w16se="http://schemas.microsoft.com/office/word/2015/wordml/symex" xmlns:wpg="http://schemas.microsoft.com/office/word/2010/wordprocessingGroup" xmlns:wpi="http://schemas.microsoft.com/office/word/2010/wordprocessingInk" xmlns:wne="http://schemas.microsoft.com/office/word/2006/wordml" xmlns:wps="http://schemas.microsoft.com/office/word/2010/wordprocessingShape" mc:Ignorable="w14 w15 w16se w16cid w16 w16cex w16sdtdh w16sdtfl w16du wp14">
+<w:document xmlns:wpc="http://schemas.microsoft.com/office/word/2010/wordprocessingCanvas" xmlns:cx="http://schemas.microsoft.com/office/drawing/2014/chartex" xmlns:cx1="http://schemas.microsoft.com/office/drawing/2015/9/8/chartex" xmlns:cx2="http://schemas.microsoft.com/office/drawing/2015/10/21/chartex" xmlns:cx3="http://schemas.microsoft.com/office/drawing/2016/5/9/chartex" xmlns:cx4="http://schemas.microsoft.com/office/drawing/2016/5/10/chartex" xmlns:cx5="http://schemas.microsoft.com/office/drawing/2016/5/11/chartex" xmlns:cx6="http://schemas.microsoft.com/office/drawing/2016/5/12/chartex" xmlns:cx7="http://schemas.microsoft.com/office/drawing/2016/5/13/chartex" xmlns:cx8="http://schemas.microsoft.com/office/drawing/2016/5/14/chartex" xmlns:mc="http://schemas.openxmlformats.org/markup-compatibility/2006" xmlns:aink="http://schemas.microsoft.com/office/drawing/2016/ink" xmlns:am3d="http://schemas.microsoft.com/office/drawing/2017/model3d" xmlns:o="urn:schemas-microsoft-com:office:office" xmlns:oel="http://schemas.microsoft.com/office/2019/extlst" xmlns:r="http://schemas.openxmlformats.org/officeDocument/2006/relationships" xmlns:m="http://schemas.openxmlformats.org/officeDocument/2006/math" xmlns:v="urn:schemas-microsoft-com:vml" xmlns:wp14="http://schemas.microsoft.com/office/word/2010/wordprocessingDrawing" xmlns:wp="http://schemas.openxmlformats.org/drawingml/2006/wordprocessingDrawing" xmlns:w10="urn:schemas-microsoft-com:office:word" xmlns:w="http://schemas.openxmlformats.org/wordprocessingml/2006/main" xmlns:w14="http://schemas.microsoft.com/office/word/2010/wordml" xmlns:w15="http://schemas.microsoft.com/office/word/2012/wordml" xmlns:w16cex="http://schemas.microsoft.com/office/word/2018/wordml/cex" xmlns:w16cid="http://schemas.microsoft.com/office/word/2016/wordml/cid" xmlns:w16="http://schemas.microsoft.com/office/word/2018/wordml" xmlns:w16du="http://schemas.microsoft.com/office/word/2023/wordml/word16du" xmlns:w16sdtdh="http://schemas.microsoft.com/office/word/2020/wordml/sdtdatahash" xmlns:w16sdtfl="http://schemas.microsoft.com/office/word/2024/wordml/sdtformatlock" xmlns:w16se="http://schemas.microsoft.com/office/word/2015/wordml/symex" xmlns:wpg="http://schemas.microsoft.com/office/word/2010/wordprocessingGroup" xmlns:wpi="http://schemas.microsoft.com/office/word/2010/wordprocessingInk" xmlns:wne="http://schemas.microsoft.com/office/word/2006/wordml" xmlns:wps="http://schemas.microsoft.com/office/word/2010/wordprocessingShape" mc:Ignorable="w14 w15 w16se w16cid w16 w16cex w16sdtdh w16sdtfl w16du wp14">
   <w:body>
     <w:p>
       <w:pPr>
@@ -14,340 +14,1232 @@
           <w:b/>
           <w:bCs/>
         </w:rPr>
-        <w:t>Mandatory Training Courses</w:t>
-      </w:r>
-    </w:p>
-    <w:p>
-      <w:r>
-        <w:t>All new employees must complete mandatory learning within the first 30 days.</w:t>
-      </w:r>
-    </w:p>
-    <w:p>
-      <w:pPr>
-        <w:rPr>
-          <w:b/>
-          <w:bCs/>
-        </w:rPr>
-      </w:pPr>
-      <w:r>
-        <w:rPr>
-          <w:b/>
-          <w:bCs/>
-        </w:rPr>
-        <w:t>Training Categories</w:t>
-      </w:r>
-    </w:p>
-    <w:p>
-      <w:pPr>
-        <w:rPr>
-          <w:b/>
-          <w:bCs/>
-        </w:rPr>
-      </w:pPr>
-      <w:r>
-        <w:rPr>
-          <w:b/>
-          <w:bCs/>
-        </w:rPr>
-        <w:t>Information Security</w:t>
-      </w:r>
-    </w:p>
-    <w:p>
-      <w:r>
-        <w:t>Topics include:</w:t>
-      </w:r>
-    </w:p>
-    <w:p>
-      <w:pPr>
-        <w:numPr>
-          <w:ilvl w:val="0"/>
-          <w:numId w:val="1"/>
-        </w:numPr>
-      </w:pPr>
-      <w:r>
-        <w:t>Password security</w:t>
-      </w:r>
-    </w:p>
-    <w:p>
-      <w:pPr>
-        <w:numPr>
-          <w:ilvl w:val="0"/>
-          <w:numId w:val="1"/>
-        </w:numPr>
-      </w:pPr>
-      <w:r>
-        <w:t>Data protection</w:t>
-      </w:r>
-    </w:p>
-    <w:p>
-      <w:pPr>
-        <w:numPr>
-          <w:ilvl w:val="0"/>
-          <w:numId w:val="1"/>
-        </w:numPr>
-      </w:pPr>
-      <w:r>
-        <w:t>Cybersecurity awareness</w:t>
-      </w:r>
-    </w:p>
-    <w:p>
-      <w:pPr>
-        <w:rPr>
-          <w:b/>
-          <w:bCs/>
-        </w:rPr>
-      </w:pPr>
-      <w:r>
-        <w:rPr>
-          <w:b/>
-          <w:bCs/>
-        </w:rPr>
-        <w:t>Code of Conduct</w:t>
-      </w:r>
-    </w:p>
-    <w:p>
-      <w:r>
-        <w:t>Topics include:</w:t>
-      </w:r>
-    </w:p>
-    <w:p>
-      <w:pPr>
-        <w:numPr>
-          <w:ilvl w:val="0"/>
-          <w:numId w:val="2"/>
-        </w:numPr>
-      </w:pPr>
-      <w:r>
-        <w:t>Workplace ethics</w:t>
-      </w:r>
-    </w:p>
-    <w:p>
-      <w:pPr>
-        <w:numPr>
-          <w:ilvl w:val="0"/>
-          <w:numId w:val="2"/>
-        </w:numPr>
-      </w:pPr>
-      <w:r>
-        <w:t xml:space="preserve">Professional </w:t>
-      </w:r>
-      <w:proofErr w:type="spellStart"/>
-      <w:r>
-        <w:t>behavior</w:t>
-      </w:r>
-      <w:proofErr w:type="spellEnd"/>
-    </w:p>
-    <w:p>
-      <w:pPr>
-        <w:numPr>
-          <w:ilvl w:val="0"/>
-          <w:numId w:val="2"/>
-        </w:numPr>
-      </w:pPr>
-      <w:r>
-        <w:t>Compliance policies</w:t>
-      </w:r>
-    </w:p>
-    <w:p>
-      <w:pPr>
-        <w:rPr>
-          <w:b/>
-          <w:bCs/>
-        </w:rPr>
-      </w:pPr>
-      <w:r>
-        <w:rPr>
-          <w:b/>
-          <w:bCs/>
-        </w:rPr>
-        <w:t>Anti-Harassment Policy</w:t>
-      </w:r>
-    </w:p>
-    <w:p>
-      <w:r>
-        <w:t>Topics include:</w:t>
-      </w:r>
-    </w:p>
-    <w:p>
-      <w:pPr>
-        <w:numPr>
-          <w:ilvl w:val="0"/>
-          <w:numId w:val="3"/>
-        </w:numPr>
-      </w:pPr>
-      <w:r>
-        <w:t xml:space="preserve">Respectful workplace </w:t>
-      </w:r>
-      <w:proofErr w:type="spellStart"/>
-      <w:r>
-        <w:t>behavior</w:t>
-      </w:r>
-      <w:proofErr w:type="spellEnd"/>
-    </w:p>
-    <w:p>
-      <w:pPr>
-        <w:numPr>
-          <w:ilvl w:val="0"/>
-          <w:numId w:val="3"/>
-        </w:numPr>
-      </w:pPr>
-      <w:r>
-        <w:t>Reporting mechanisms</w:t>
-      </w:r>
-    </w:p>
-    <w:p>
-      <w:pPr>
-        <w:rPr>
-          <w:b/>
-          <w:bCs/>
-        </w:rPr>
-      </w:pPr>
-      <w:r>
-        <w:rPr>
-          <w:b/>
-          <w:bCs/>
-        </w:rPr>
-        <w:t>Data Privacy</w:t>
-      </w:r>
-    </w:p>
-    <w:p>
-      <w:r>
-        <w:t>Topics include:</w:t>
-      </w:r>
-    </w:p>
-    <w:p>
-      <w:pPr>
-        <w:numPr>
-          <w:ilvl w:val="0"/>
-          <w:numId w:val="4"/>
-        </w:numPr>
-      </w:pPr>
-      <w:r>
-        <w:t>Handling personal information</w:t>
-      </w:r>
-    </w:p>
-    <w:p>
-      <w:pPr>
-        <w:numPr>
-          <w:ilvl w:val="0"/>
-          <w:numId w:val="4"/>
-        </w:numPr>
-      </w:pPr>
-      <w:r>
-        <w:t>Data retention guidelines</w:t>
-      </w:r>
-    </w:p>
-    <w:p>
-      <w:pPr>
-        <w:rPr>
-          <w:b/>
-          <w:bCs/>
-        </w:rPr>
-      </w:pPr>
-      <w:r>
-        <w:rPr>
-          <w:b/>
-          <w:bCs/>
-        </w:rPr>
-        <w:t>Learning Portal Access</w:t>
-      </w:r>
-    </w:p>
-    <w:p>
-      <w:r>
-        <w:t>Portal URL:</w:t>
-      </w:r>
-    </w:p>
-    <w:p>
-      <w:r>
-        <w:t>learningportal.company.com</w:t>
-      </w:r>
-    </w:p>
-    <w:p>
-      <w:pPr>
-        <w:rPr>
-          <w:b/>
-          <w:bCs/>
-        </w:rPr>
-      </w:pPr>
-      <w:r>
-        <w:rPr>
-          <w:b/>
-          <w:bCs/>
-        </w:rPr>
-        <w:t>Training Completion</w:t>
-      </w:r>
-    </w:p>
-    <w:p>
-      <w:r>
-        <w:t>Employees should:</w:t>
-      </w:r>
-    </w:p>
-    <w:p>
-      <w:pPr>
-        <w:numPr>
-          <w:ilvl w:val="0"/>
-          <w:numId w:val="5"/>
-        </w:numPr>
-      </w:pPr>
-      <w:r>
-        <w:t>Login to Learning Portal</w:t>
-      </w:r>
-    </w:p>
-    <w:p>
-      <w:pPr>
-        <w:numPr>
-          <w:ilvl w:val="0"/>
-          <w:numId w:val="5"/>
-        </w:numPr>
-      </w:pPr>
-      <w:r>
-        <w:t>Open My Learning</w:t>
-      </w:r>
-    </w:p>
-    <w:p>
-      <w:pPr>
-        <w:numPr>
-          <w:ilvl w:val="0"/>
-          <w:numId w:val="5"/>
-        </w:numPr>
-      </w:pPr>
-      <w:r>
+        <w:t># Cognizant Training and Learning Development Guide</w:t>
+      </w:r>
+    </w:p>
+    <w:p>
+      <w:pPr>
+        <w:rPr>
+          <w:b/>
+          <w:bCs/>
+        </w:rPr>
+      </w:pPr>
+      <w:r>
+        <w:rPr>
+          <w:b/>
+          <w:bCs/>
+        </w:rPr>
+        <w:t>**Effective Date:** January 1, 2026</w:t>
+      </w:r>
+    </w:p>
+    <w:p>
+      <w:pPr>
+        <w:rPr>
+          <w:b/>
+          <w:bCs/>
+        </w:rPr>
+      </w:pPr>
+    </w:p>
+    <w:p>
+      <w:pPr>
+        <w:rPr>
+          <w:b/>
+          <w:bCs/>
+        </w:rPr>
+      </w:pPr>
+      <w:r>
+        <w:rPr>
+          <w:b/>
+          <w:bCs/>
+        </w:rPr>
+        <w:t>## 1. Overview</w:t>
+      </w:r>
+    </w:p>
+    <w:p>
+      <w:pPr>
+        <w:rPr>
+          <w:b/>
+          <w:bCs/>
+        </w:rPr>
+      </w:pPr>
+      <w:r>
+        <w:rPr>
+          <w:b/>
+          <w:bCs/>
+        </w:rPr>
+        <w:t>Cognizant is heavily invested in the continuous learning and professional development of its associates. We believe that learning is a lifelong journey and a key driver of personal growth and business success. Our learning culture empowers employees to acquire new skills, stay abreast of emerging technologies, and build fulfilling careers. Through a comprehensive ecosystem of platforms, programs, and partnerships, Cognizant ensures that every employee has the tools and resources necessary to thrive in a rapidly changing digital landscape.</w:t>
+      </w:r>
+    </w:p>
+    <w:p>
+      <w:pPr>
+        <w:rPr>
+          <w:b/>
+          <w:bCs/>
+        </w:rPr>
+      </w:pPr>
+    </w:p>
+    <w:p>
+      <w:pPr>
+        <w:rPr>
+          <w:b/>
+          <w:bCs/>
+        </w:rPr>
+      </w:pPr>
+      <w:r>
+        <w:rPr>
+          <w:b/>
+          <w:bCs/>
+        </w:rPr>
+        <w:t>## 2. Cognizant Academy</w:t>
+      </w:r>
+    </w:p>
+    <w:p>
+      <w:pPr>
+        <w:rPr>
+          <w:b/>
+          <w:bCs/>
+        </w:rPr>
+      </w:pPr>
+      <w:r>
+        <w:rPr>
+          <w:b/>
+          <w:bCs/>
+        </w:rPr>
+        <w:t xml:space="preserve">**Cognizant Academy** is the central learning management system and primary platform for all training needs within the organization. </w:t>
+      </w:r>
+    </w:p>
+    <w:p>
+      <w:pPr>
+        <w:rPr>
+          <w:b/>
+          <w:bCs/>
+        </w:rPr>
+      </w:pPr>
+      <w:r>
+        <w:rPr>
+          <w:b/>
+          <w:bCs/>
+        </w:rPr>
+        <w:t>- **Course Catalog:** The academy hosts a vast catalog of over 10,000+ courses.</w:t>
+      </w:r>
+    </w:p>
+    <w:p>
+      <w:pPr>
+        <w:rPr>
+          <w:b/>
+          <w:bCs/>
+        </w:rPr>
+      </w:pPr>
+      <w:r>
+        <w:rPr>
+          <w:b/>
+          <w:bCs/>
+        </w:rPr>
+        <w:t>- **Categories:** Courses cover a wide spectrum of areas including cutting-edge technology (AI, Cloud, Data), domain-specific knowledge (Healthcare, BFSI), soft skills (communication, presentation), and leadership programs.</w:t>
+      </w:r>
+    </w:p>
+    <w:p>
+      <w:pPr>
+        <w:rPr>
+          <w:b/>
+          <w:bCs/>
+        </w:rPr>
+      </w:pPr>
+      <w:r>
+        <w:rPr>
+          <w:b/>
+          <w:bCs/>
+        </w:rPr>
+        <w:t>- **Accessibility:** The platform is accessible via the web portal and a dedicated mobile app, allowing associates to learn on the go.</w:t>
+      </w:r>
+    </w:p>
+    <w:p>
+      <w:pPr>
+        <w:rPr>
+          <w:b/>
+          <w:bCs/>
+        </w:rPr>
+      </w:pPr>
+    </w:p>
+    <w:p>
+      <w:pPr>
+        <w:rPr>
+          <w:b/>
+          <w:bCs/>
+        </w:rPr>
+      </w:pPr>
+      <w:r>
+        <w:rPr>
+          <w:b/>
+          <w:bCs/>
+        </w:rPr>
+        <w:t>## 3. GenC Training Program (Freshers)</w:t>
+      </w:r>
+    </w:p>
+    <w:p>
+      <w:pPr>
+        <w:rPr>
+          <w:b/>
+          <w:bCs/>
+        </w:rPr>
+      </w:pPr>
+      <w:r>
+        <w:rPr>
+          <w:b/>
+          <w:bCs/>
+        </w:rPr>
+        <w:t>The GenC (Generation Cognizant) program is an intensive 8-12 week foundational training program designed for campus recruits and fresh graduates.</w:t>
+      </w:r>
+    </w:p>
+    <w:p>
+      <w:pPr>
+        <w:rPr>
+          <w:b/>
+          <w:bCs/>
+        </w:rPr>
+      </w:pPr>
+      <w:r>
+        <w:rPr>
+          <w:b/>
+          <w:bCs/>
+        </w:rPr>
+        <w:t>- **Technology Streams:** Trainees are mapped to specific streams based on business demand, including Full Stack Java, Full Stack .NET, Data Engineering, Testing/QA, and Cloud &amp; DevOps.</w:t>
+      </w:r>
+    </w:p>
+    <w:p>
+      <w:pPr>
+        <w:rPr>
+          <w:b/>
+          <w:bCs/>
+        </w:rPr>
+      </w:pPr>
+      <w:r>
+        <w:rPr>
+          <w:b/>
+          <w:bCs/>
+        </w:rPr>
+        <w:t>- **Daily Schedule:** The program demands a rigorous 9 AM to 6 PM schedule.</w:t>
+      </w:r>
+    </w:p>
+    <w:p>
+      <w:pPr>
+        <w:rPr>
+          <w:b/>
+          <w:bCs/>
+        </w:rPr>
+      </w:pPr>
+      <w:r>
+        <w:rPr>
+          <w:b/>
+          <w:bCs/>
+        </w:rPr>
+        <w:t>- **Methodology:** The curriculum blends classroom instruction (virtual or physical) with extensive hands-on labs and mentor-guided projects.</w:t>
+      </w:r>
+    </w:p>
+    <w:p>
+      <w:pPr>
+        <w:rPr>
+          <w:b/>
+          <w:bCs/>
+        </w:rPr>
+      </w:pPr>
+      <w:r>
+        <w:rPr>
+          <w:b/>
+          <w:bCs/>
+        </w:rPr>
         <w:lastRenderedPageBreak/>
-        <w:t>Complete assigned courses</w:t>
-      </w:r>
-    </w:p>
-    <w:p>
-      <w:pPr>
-        <w:numPr>
-          <w:ilvl w:val="0"/>
-          <w:numId w:val="5"/>
-        </w:numPr>
-      </w:pPr>
-      <w:r>
-        <w:t>Complete assessments</w:t>
-      </w:r>
-    </w:p>
-    <w:p>
-      <w:pPr>
-        <w:rPr>
-          <w:b/>
-          <w:bCs/>
-        </w:rPr>
-      </w:pPr>
-      <w:r>
-        <w:rPr>
-          <w:b/>
-          <w:bCs/>
-        </w:rPr>
-        <w:t>Due Date</w:t>
-      </w:r>
-    </w:p>
-    <w:p>
-      <w:r>
-        <w:t>All mandatory learning must be completed within 30 days of joining.</w:t>
-      </w:r>
-    </w:p>
-    <w:p/>
+        <w:t>- **Assessments:** Continuous evaluation is a hallmark of the program, with assessments conducted every week. A minimum score of 60% is required to pass the program.</w:t>
+      </w:r>
+    </w:p>
+    <w:p>
+      <w:pPr>
+        <w:rPr>
+          <w:b/>
+          <w:bCs/>
+        </w:rPr>
+      </w:pPr>
+      <w:r>
+        <w:rPr>
+          <w:b/>
+          <w:bCs/>
+        </w:rPr>
+        <w:t>- **Advanced Tracks:** Top-performing candidates may be selected for GenC Pro (advanced track) or GenC Next (highly specialized technology tracks).</w:t>
+      </w:r>
+    </w:p>
+    <w:p>
+      <w:pPr>
+        <w:rPr>
+          <w:b/>
+          <w:bCs/>
+        </w:rPr>
+      </w:pPr>
+    </w:p>
+    <w:p>
+      <w:pPr>
+        <w:rPr>
+          <w:b/>
+          <w:bCs/>
+        </w:rPr>
+      </w:pPr>
+      <w:r>
+        <w:rPr>
+          <w:b/>
+          <w:bCs/>
+        </w:rPr>
+        <w:t>## 4. Mandatory Training Modules</w:t>
+      </w:r>
+    </w:p>
+    <w:p>
+      <w:pPr>
+        <w:rPr>
+          <w:b/>
+          <w:bCs/>
+        </w:rPr>
+      </w:pPr>
+      <w:r>
+        <w:rPr>
+          <w:b/>
+          <w:bCs/>
+        </w:rPr>
+        <w:t xml:space="preserve">All Cognizant associates are required to complete several mandatory compliance training modules annually. </w:t>
+      </w:r>
+    </w:p>
+    <w:p>
+      <w:pPr>
+        <w:rPr>
+          <w:b/>
+          <w:bCs/>
+        </w:rPr>
+      </w:pPr>
+      <w:r>
+        <w:rPr>
+          <w:b/>
+          <w:bCs/>
+        </w:rPr>
+        <w:t>- **Modules Include:** Information Security Awareness, Prevention of Sexual Harassment (POSH), Anti-Bribery &amp; Anti-Corruption, Data Privacy (GDPR/CCPA), and the Code of Ethics.</w:t>
+      </w:r>
+    </w:p>
+    <w:p>
+      <w:pPr>
+        <w:rPr>
+          <w:b/>
+          <w:bCs/>
+        </w:rPr>
+      </w:pPr>
+      <w:r>
+        <w:rPr>
+          <w:b/>
+          <w:bCs/>
+        </w:rPr>
+        <w:t xml:space="preserve">- **Deadlines:** These modules are typically assigned with a 30-day completion window. </w:t>
+      </w:r>
+    </w:p>
+    <w:p>
+      <w:pPr>
+        <w:rPr>
+          <w:b/>
+          <w:bCs/>
+        </w:rPr>
+      </w:pPr>
+      <w:r>
+        <w:rPr>
+          <w:b/>
+          <w:bCs/>
+        </w:rPr>
+        <w:t>- **Consequences:** Non-completion of these mandatory modules by the specified deadlines will result in escalations to the reporting manager, impact on the annual performance appraisal, and potential restriction of system access.</w:t>
+      </w:r>
+    </w:p>
+    <w:p>
+      <w:pPr>
+        <w:rPr>
+          <w:b/>
+          <w:bCs/>
+        </w:rPr>
+      </w:pPr>
+    </w:p>
+    <w:p>
+      <w:pPr>
+        <w:rPr>
+          <w:b/>
+          <w:bCs/>
+        </w:rPr>
+      </w:pPr>
+      <w:r>
+        <w:rPr>
+          <w:b/>
+          <w:bCs/>
+        </w:rPr>
+        <w:t>## 5. Certification Programs</w:t>
+      </w:r>
+    </w:p>
+    <w:p>
+      <w:pPr>
+        <w:rPr>
+          <w:b/>
+          <w:bCs/>
+        </w:rPr>
+      </w:pPr>
+      <w:r>
+        <w:rPr>
+          <w:b/>
+          <w:bCs/>
+        </w:rPr>
+        <w:t>Cognizant strongly encourages and supports associates in obtaining industry-recognized certifications.</w:t>
+      </w:r>
+    </w:p>
+    <w:p>
+      <w:pPr>
+        <w:rPr>
+          <w:b/>
+          <w:bCs/>
+        </w:rPr>
+      </w:pPr>
+      <w:r>
+        <w:rPr>
+          <w:b/>
+          <w:bCs/>
+        </w:rPr>
+        <w:t>- **Sponsored Certifications:** Popular sponsored certifications include AWS (Solutions Architect, Developer), Azure (AZ-900, AZ-204, AZ-400), Google Cloud (Associate Cloud Engineer), Salesforce, ServiceNow, and SAP.</w:t>
+      </w:r>
+    </w:p>
+    <w:p>
+      <w:pPr>
+        <w:rPr>
+          <w:b/>
+          <w:bCs/>
+        </w:rPr>
+      </w:pPr>
+      <w:r>
+        <w:rPr>
+          <w:b/>
+          <w:bCs/>
+        </w:rPr>
+        <w:t>- **Reimbursement Policy:** Cognizant reimburses 100% of the examination fee for the first attempt upon successful passing of the certification.</w:t>
+      </w:r>
+    </w:p>
+    <w:p>
+      <w:pPr>
+        <w:rPr>
+          <w:b/>
+          <w:bCs/>
+        </w:rPr>
+      </w:pPr>
+      <w:r>
+        <w:rPr>
+          <w:b/>
+          <w:bCs/>
+        </w:rPr>
+        <w:t>- **Incentives:** In addition to reimbursement, successful completion of specific high-demand certifications may attract certification bonus incentives as announced by the business units.</w:t>
+      </w:r>
+    </w:p>
+    <w:p>
+      <w:pPr>
+        <w:rPr>
+          <w:b/>
+          <w:bCs/>
+        </w:rPr>
+      </w:pPr>
+    </w:p>
+    <w:p>
+      <w:pPr>
+        <w:rPr>
+          <w:b/>
+          <w:bCs/>
+        </w:rPr>
+      </w:pPr>
+      <w:r>
+        <w:rPr>
+          <w:b/>
+          <w:bCs/>
+        </w:rPr>
+        <w:t>## 6. Skill Development Programs</w:t>
+      </w:r>
+    </w:p>
+    <w:p>
+      <w:pPr>
+        <w:rPr>
+          <w:b/>
+          <w:bCs/>
+        </w:rPr>
+      </w:pPr>
+      <w:r>
+        <w:rPr>
+          <w:b/>
+          <w:bCs/>
+        </w:rPr>
+        <w:t>To ensure our workforce is future-ready, Cognizant Academy offers targeted skill development programs.</w:t>
+      </w:r>
+    </w:p>
+    <w:p>
+      <w:pPr>
+        <w:rPr>
+          <w:b/>
+          <w:bCs/>
+        </w:rPr>
+      </w:pPr>
+      <w:r>
+        <w:rPr>
+          <w:b/>
+          <w:bCs/>
+        </w:rPr>
+        <w:lastRenderedPageBreak/>
+        <w:t>- **Digital Skill Tracks:** Comprehensive learning journeys in high-demand areas like AI/ML, Cloud Native, IoT, Blockchain, and Cybersecurity.</w:t>
+      </w:r>
+    </w:p>
+    <w:p>
+      <w:pPr>
+        <w:rPr>
+          <w:b/>
+          <w:bCs/>
+        </w:rPr>
+      </w:pPr>
+      <w:r>
+        <w:rPr>
+          <w:b/>
+          <w:bCs/>
+        </w:rPr>
+        <w:t>- **Upskilling:** Programs designed to help associates transition their careers into new technology domains.</w:t>
+      </w:r>
+    </w:p>
+    <w:p>
+      <w:pPr>
+        <w:rPr>
+          <w:b/>
+          <w:bCs/>
+        </w:rPr>
+      </w:pPr>
+      <w:r>
+        <w:rPr>
+          <w:b/>
+          <w:bCs/>
+        </w:rPr>
+        <w:t>- **Skill Gap Analysis:** An integrated tool within Cognizant Academy helps associates identify their current proficiency levels against target roles and recommends personalized learning paths to bridge the gaps.</w:t>
+      </w:r>
+    </w:p>
+    <w:p>
+      <w:pPr>
+        <w:rPr>
+          <w:b/>
+          <w:bCs/>
+        </w:rPr>
+      </w:pPr>
+    </w:p>
+    <w:p>
+      <w:pPr>
+        <w:rPr>
+          <w:b/>
+          <w:bCs/>
+        </w:rPr>
+      </w:pPr>
+      <w:r>
+        <w:rPr>
+          <w:b/>
+          <w:bCs/>
+        </w:rPr>
+        <w:t>## 7. Leadership Development</w:t>
+      </w:r>
+    </w:p>
+    <w:p>
+      <w:pPr>
+        <w:rPr>
+          <w:b/>
+          <w:bCs/>
+        </w:rPr>
+      </w:pPr>
+      <w:r>
+        <w:rPr>
+          <w:b/>
+          <w:bCs/>
+        </w:rPr>
+        <w:t>We cultivate leadership at all levels through structured programs.</w:t>
+      </w:r>
+    </w:p>
+    <w:p>
+      <w:pPr>
+        <w:rPr>
+          <w:b/>
+          <w:bCs/>
+        </w:rPr>
+      </w:pPr>
+      <w:r>
+        <w:rPr>
+          <w:b/>
+          <w:bCs/>
+        </w:rPr>
+        <w:t>- **Managers:** The 'Cognizant Elevate' program is tailored for new and mid-level managers to build team leadership and delivery excellence skills.</w:t>
+      </w:r>
+    </w:p>
+    <w:p>
+      <w:pPr>
+        <w:rPr>
+          <w:b/>
+          <w:bCs/>
+        </w:rPr>
+      </w:pPr>
+      <w:r>
+        <w:rPr>
+          <w:b/>
+          <w:bCs/>
+        </w:rPr>
+        <w:t>- **Senior Leadership:** The Senior Leadership Academy focuses on strategic thinking, business acumen, and organizational leadership.</w:t>
+      </w:r>
+    </w:p>
+    <w:p>
+      <w:pPr>
+        <w:rPr>
+          <w:b/>
+          <w:bCs/>
+        </w:rPr>
+      </w:pPr>
+      <w:r>
+        <w:rPr>
+          <w:b/>
+          <w:bCs/>
+        </w:rPr>
+        <w:t>- **Other Initiatives:** We also offer executive coaching and 'Management Essentials' training for emerging leaders.</w:t>
+      </w:r>
+    </w:p>
+    <w:p>
+      <w:pPr>
+        <w:rPr>
+          <w:b/>
+          <w:bCs/>
+        </w:rPr>
+      </w:pPr>
+    </w:p>
+    <w:p>
+      <w:pPr>
+        <w:rPr>
+          <w:b/>
+          <w:bCs/>
+        </w:rPr>
+      </w:pPr>
+      <w:r>
+        <w:rPr>
+          <w:b/>
+          <w:bCs/>
+        </w:rPr>
+        <w:t>## 8. External Learning Support</w:t>
+      </w:r>
+    </w:p>
+    <w:p>
+      <w:pPr>
+        <w:rPr>
+          <w:b/>
+          <w:bCs/>
+        </w:rPr>
+      </w:pPr>
+      <w:r>
+        <w:rPr>
+          <w:b/>
+          <w:bCs/>
+        </w:rPr>
+        <w:t>Cognizant partners with leading external providers to augment internal learning resources.</w:t>
+      </w:r>
+    </w:p>
+    <w:p>
+      <w:pPr>
+        <w:rPr>
+          <w:b/>
+          <w:bCs/>
+        </w:rPr>
+      </w:pPr>
+      <w:r>
+        <w:rPr>
+          <w:b/>
+          <w:bCs/>
+        </w:rPr>
+        <w:t>- **Platform Access:** Associates are provided access to premium platforms like LinkedIn Learning and specialized courses via Coursera and Udemy partnerships.</w:t>
+      </w:r>
+    </w:p>
+    <w:p>
+      <w:pPr>
+        <w:rPr>
+          <w:b/>
+          <w:bCs/>
+        </w:rPr>
+      </w:pPr>
+      <w:r>
+        <w:rPr>
+          <w:b/>
+          <w:bCs/>
+        </w:rPr>
+        <w:t>- **Higher Education:** The Higher Education Assistance program provides sponsorship criteria for pursuing MBA/MS degrees from recognized universities, subject to tenure and performance conditions.</w:t>
+      </w:r>
+    </w:p>
+    <w:p>
+      <w:pPr>
+        <w:rPr>
+          <w:b/>
+          <w:bCs/>
+        </w:rPr>
+      </w:pPr>
+      <w:r>
+        <w:rPr>
+          <w:b/>
+          <w:bCs/>
+        </w:rPr>
+        <w:t>- **Conferences:** The conference attendance policy supports associates in attending relevant industry conferences and seminars, requiring manager and BU head approval.</w:t>
+      </w:r>
+    </w:p>
+    <w:p>
+      <w:pPr>
+        <w:rPr>
+          <w:b/>
+          <w:bCs/>
+        </w:rPr>
+      </w:pPr>
+    </w:p>
+    <w:p>
+      <w:pPr>
+        <w:rPr>
+          <w:b/>
+          <w:bCs/>
+        </w:rPr>
+      </w:pPr>
+      <w:r>
+        <w:rPr>
+          <w:b/>
+          <w:bCs/>
+        </w:rPr>
+        <w:t>## 9. Learning Hours Requirement</w:t>
+      </w:r>
+    </w:p>
+    <w:p>
+      <w:pPr>
+        <w:rPr>
+          <w:b/>
+          <w:bCs/>
+        </w:rPr>
+      </w:pPr>
+      <w:r>
+        <w:rPr>
+          <w:b/>
+          <w:bCs/>
+        </w:rPr>
+        <w:t>Continuous learning is embedded in our performance metrics.</w:t>
+      </w:r>
+    </w:p>
+    <w:p>
+      <w:pPr>
+        <w:rPr>
+          <w:b/>
+          <w:bCs/>
+        </w:rPr>
+      </w:pPr>
+      <w:r>
+        <w:rPr>
+          <w:b/>
+          <w:bCs/>
+        </w:rPr>
+        <w:lastRenderedPageBreak/>
+        <w:t>- **Requirement:** Every associate is expected to complete a minimum of 40 learning hours per calendar year.</w:t>
+      </w:r>
+    </w:p>
+    <w:p>
+      <w:pPr>
+        <w:rPr>
+          <w:b/>
+          <w:bCs/>
+        </w:rPr>
+      </w:pPr>
+      <w:r>
+        <w:rPr>
+          <w:b/>
+          <w:bCs/>
+        </w:rPr>
+        <w:t xml:space="preserve">- **Tracking:** These hours are tracked automatically via the Cognizant Academy dashboard. </w:t>
+      </w:r>
+    </w:p>
+    <w:p>
+      <w:pPr>
+        <w:rPr>
+          <w:b/>
+          <w:bCs/>
+        </w:rPr>
+      </w:pPr>
+      <w:r>
+        <w:rPr>
+          <w:b/>
+          <w:bCs/>
+        </w:rPr>
+        <w:t>- **Impact:** Fulfilling this learning hours requirement is a prerequisite and directly impacts the annual performance appraisal process and ratings.</w:t>
+      </w:r>
+    </w:p>
+    <w:p>
+      <w:pPr>
+        <w:rPr>
+          <w:b/>
+          <w:bCs/>
+        </w:rPr>
+      </w:pPr>
+    </w:p>
+    <w:p>
+      <w:pPr>
+        <w:rPr>
+          <w:b/>
+          <w:bCs/>
+        </w:rPr>
+      </w:pPr>
+      <w:r>
+        <w:rPr>
+          <w:b/>
+          <w:bCs/>
+        </w:rPr>
+        <w:t>## 10. Knowledge Sharing</w:t>
+      </w:r>
+    </w:p>
+    <w:p>
+      <w:pPr>
+        <w:rPr>
+          <w:b/>
+          <w:bCs/>
+        </w:rPr>
+      </w:pPr>
+      <w:r>
+        <w:rPr>
+          <w:b/>
+          <w:bCs/>
+        </w:rPr>
+        <w:t>Peer-to-peer learning is a vital component of the Cognizant culture.</w:t>
+      </w:r>
+    </w:p>
+    <w:p>
+      <w:pPr>
+        <w:rPr>
+          <w:b/>
+          <w:bCs/>
+        </w:rPr>
+      </w:pPr>
+      <w:r>
+        <w:rPr>
+          <w:b/>
+          <w:bCs/>
+        </w:rPr>
+        <w:t>- **Activities:** Associates are encouraged to participate in internal tech talks, brown bag sessions, and community of practice groups.</w:t>
+      </w:r>
+    </w:p>
+    <w:p>
+      <w:pPr>
+        <w:rPr>
+          <w:b/>
+          <w:bCs/>
+        </w:rPr>
+      </w:pPr>
+      <w:r>
+        <w:rPr>
+          <w:b/>
+          <w:bCs/>
+        </w:rPr>
+        <w:t>- **Hackathons:** The annual Cognizant Hackathon invites teams globally to solve complex business problems using innovative technology solutions.</w:t>
+      </w:r>
+    </w:p>
+    <w:p>
+      <w:pPr>
+        <w:rPr>
+          <w:b/>
+          <w:bCs/>
+        </w:rPr>
+      </w:pPr>
+      <w:r>
+        <w:rPr>
+          <w:b/>
+          <w:bCs/>
+        </w:rPr>
+        <w:t>- **Publishing:** Associates can contribute by publishing technical articles and thought leadership pieces on the internal Cognizant blog.</w:t>
+      </w:r>
+    </w:p>
+    <w:p>
+      <w:pPr>
+        <w:rPr>
+          <w:b/>
+          <w:bCs/>
+        </w:rPr>
+      </w:pPr>
+    </w:p>
+    <w:p>
+      <w:pPr>
+        <w:rPr>
+          <w:b/>
+          <w:bCs/>
+        </w:rPr>
+      </w:pPr>
+      <w:r>
+        <w:rPr>
+          <w:b/>
+          <w:bCs/>
+        </w:rPr>
+        <w:t>## 11. How to Access Training</w:t>
+      </w:r>
+    </w:p>
+    <w:p>
+      <w:pPr>
+        <w:rPr>
+          <w:b/>
+          <w:bCs/>
+        </w:rPr>
+      </w:pPr>
+      <w:r>
+        <w:rPr>
+          <w:b/>
+          <w:bCs/>
+        </w:rPr>
+        <w:t>- **Portal Access:** Navigate to the 'Cognizant Academy' tile on the iConnect homepage or app.</w:t>
+      </w:r>
+    </w:p>
+    <w:p>
+      <w:pPr>
+        <w:rPr>
+          <w:b/>
+          <w:bCs/>
+        </w:rPr>
+      </w:pPr>
+      <w:r>
+        <w:rPr>
+          <w:b/>
+          <w:bCs/>
+        </w:rPr>
+        <w:t>- **Enrollment:** Browse or search the catalog, select the desired course, and click 'Enroll'. Some specialized courses may require manager approval before enrollment is confirmed.</w:t>
+      </w:r>
+    </w:p>
+    <w:p>
+      <w:pPr>
+        <w:rPr>
+          <w:b/>
+          <w:bCs/>
+        </w:rPr>
+      </w:pPr>
+      <w:r>
+        <w:rPr>
+          <w:b/>
+          <w:bCs/>
+        </w:rPr>
+        <w:t>- **Certification Requests:** To request a certification voucher or reimbursement, raise a ticket through the **OneITSM** portal under the 'Learning &amp; Development' -&gt; 'Certifications' category. This request will route to your manager for approval.</w:t>
+      </w:r>
+    </w:p>
+    <w:p>
+      <w:pPr>
+        <w:rPr>
+          <w:b/>
+          <w:bCs/>
+        </w:rPr>
+      </w:pPr>
+    </w:p>
+    <w:p>
+      <w:pPr>
+        <w:rPr>
+          <w:b/>
+          <w:bCs/>
+        </w:rPr>
+      </w:pPr>
+      <w:r>
+        <w:rPr>
+          <w:b/>
+          <w:bCs/>
+        </w:rPr>
+        <w:t>## 12. FAQs (Frequently Asked Questions)</w:t>
+      </w:r>
+    </w:p>
+    <w:p>
+      <w:pPr>
+        <w:rPr>
+          <w:b/>
+          <w:bCs/>
+        </w:rPr>
+      </w:pPr>
+    </w:p>
+    <w:p>
+      <w:pPr>
+        <w:rPr>
+          <w:b/>
+          <w:bCs/>
+        </w:rPr>
+      </w:pPr>
+      <w:r>
+        <w:rPr>
+          <w:b/>
+          <w:bCs/>
+        </w:rPr>
+        <w:t>**Q1: How do I access Cognizant Academy from outside the network?**</w:t>
+      </w:r>
+    </w:p>
+    <w:p>
+      <w:pPr>
+        <w:rPr>
+          <w:b/>
+          <w:bCs/>
+        </w:rPr>
+      </w:pPr>
+      <w:r>
+        <w:rPr>
+          <w:b/>
+          <w:bCs/>
+        </w:rPr>
+        <w:t>A1: You can access Cognizant Academy via the mobile app using PingID authentication, or via the web if you are connected to the Cognizant VPN.</w:t>
+      </w:r>
+    </w:p>
+    <w:p>
+      <w:pPr>
+        <w:rPr>
+          <w:b/>
+          <w:bCs/>
+        </w:rPr>
+      </w:pPr>
+    </w:p>
+    <w:p>
+      <w:pPr>
+        <w:rPr>
+          <w:b/>
+          <w:bCs/>
+        </w:rPr>
+      </w:pPr>
+      <w:r>
+        <w:rPr>
+          <w:b/>
+          <w:bCs/>
+        </w:rPr>
+        <w:lastRenderedPageBreak/>
+        <w:t>**Q2: What happens if I fail an assessment during the GenC training program?**</w:t>
+      </w:r>
+    </w:p>
+    <w:p>
+      <w:pPr>
+        <w:rPr>
+          <w:b/>
+          <w:bCs/>
+        </w:rPr>
+      </w:pPr>
+      <w:r>
+        <w:rPr>
+          <w:b/>
+          <w:bCs/>
+        </w:rPr>
+        <w:t>A2: Trainees who fail an assessment are typically given one opportunity to retake it. Consistent failure to meet the 60% minimum score may lead to release from the program and the company.</w:t>
+      </w:r>
+    </w:p>
+    <w:p>
+      <w:pPr>
+        <w:rPr>
+          <w:b/>
+          <w:bCs/>
+        </w:rPr>
+      </w:pPr>
+    </w:p>
+    <w:p>
+      <w:pPr>
+        <w:rPr>
+          <w:b/>
+          <w:bCs/>
+        </w:rPr>
+      </w:pPr>
+      <w:r>
+        <w:rPr>
+          <w:b/>
+          <w:bCs/>
+        </w:rPr>
+        <w:t>**Q3: Are the 40 learning hours mandatory for all roles?**</w:t>
+      </w:r>
+    </w:p>
+    <w:p>
+      <w:pPr>
+        <w:rPr>
+          <w:b/>
+          <w:bCs/>
+        </w:rPr>
+      </w:pPr>
+      <w:r>
+        <w:rPr>
+          <w:b/>
+          <w:bCs/>
+        </w:rPr>
+        <w:t>A3: Yes, the minimum 40 learning hours requirement is a global mandate applicable to all associates across all roles and business units.</w:t>
+      </w:r>
+    </w:p>
+    <w:p>
+      <w:pPr>
+        <w:rPr>
+          <w:b/>
+          <w:bCs/>
+        </w:rPr>
+      </w:pPr>
+    </w:p>
+    <w:p>
+      <w:pPr>
+        <w:rPr>
+          <w:b/>
+          <w:bCs/>
+        </w:rPr>
+      </w:pPr>
+      <w:r>
+        <w:rPr>
+          <w:b/>
+          <w:bCs/>
+        </w:rPr>
+        <w:t>**Q4: How do I claim reimbursement for an external certification?**</w:t>
+      </w:r>
+    </w:p>
+    <w:p>
+      <w:pPr>
+        <w:rPr>
+          <w:b/>
+          <w:bCs/>
+        </w:rPr>
+      </w:pPr>
+      <w:r>
+        <w:rPr>
+          <w:b/>
+          <w:bCs/>
+        </w:rPr>
+        <w:t>A4: After passing the exam, raise a request on OneITSM, attach the passing certificate and the fee receipt. Upon manager approval, the amount will be credited with your next payroll cycle.</w:t>
+      </w:r>
+    </w:p>
+    <w:p>
+      <w:pPr>
+        <w:rPr>
+          <w:b/>
+          <w:bCs/>
+        </w:rPr>
+      </w:pPr>
+    </w:p>
+    <w:p>
+      <w:pPr>
+        <w:rPr>
+          <w:b/>
+          <w:bCs/>
+        </w:rPr>
+      </w:pPr>
+      <w:r>
+        <w:rPr>
+          <w:b/>
+          <w:bCs/>
+        </w:rPr>
+        <w:t>**Q5: Will Cognizant reimburse a certification exam if I fail the first attempt?**</w:t>
+      </w:r>
+    </w:p>
+    <w:p>
+      <w:pPr>
+        <w:rPr>
+          <w:b/>
+          <w:bCs/>
+        </w:rPr>
+      </w:pPr>
+      <w:r>
+        <w:rPr>
+          <w:b/>
+          <w:bCs/>
+        </w:rPr>
+        <w:t>A5: No, the reimbursement policy covers 100% of the exam fee only upon a successful pass on the first attempt. Subsequent attempts must be self-funded.</w:t>
+      </w:r>
+    </w:p>
+    <w:p>
+      <w:pPr>
+        <w:rPr>
+          <w:b/>
+          <w:bCs/>
+        </w:rPr>
+      </w:pPr>
+    </w:p>
+    <w:p>
+      <w:pPr>
+        <w:rPr>
+          <w:b/>
+          <w:bCs/>
+        </w:rPr>
+      </w:pPr>
+      <w:r>
+        <w:rPr>
+          <w:b/>
+          <w:bCs/>
+        </w:rPr>
+        <w:t>**Q6: Can I take courses that are unrelated to my current project?**</w:t>
+      </w:r>
+    </w:p>
+    <w:p>
+      <w:pPr>
+        <w:rPr>
+          <w:b/>
+          <w:bCs/>
+        </w:rPr>
+      </w:pPr>
+      <w:r>
+        <w:rPr>
+          <w:b/>
+          <w:bCs/>
+        </w:rPr>
+        <w:t>A6: Yes, Cognizant encourages cross-skilling. You can take any course in Cognizant Academy. However, for paid external courses or certifications, alignment with your career path and manager approval is required.</w:t>
+      </w:r>
+    </w:p>
+    <w:p>
+      <w:pPr>
+        <w:rPr>
+          <w:b/>
+          <w:bCs/>
+        </w:rPr>
+      </w:pPr>
+    </w:p>
+    <w:p>
+      <w:pPr>
+        <w:rPr>
+          <w:b/>
+          <w:bCs/>
+        </w:rPr>
+      </w:pPr>
+      <w:r>
+        <w:rPr>
+          <w:b/>
+          <w:bCs/>
+        </w:rPr>
+        <w:t>**Q7: How do I check my completed learning hours?**</w:t>
+      </w:r>
+    </w:p>
+    <w:p>
+      <w:pPr>
+        <w:rPr>
+          <w:b/>
+          <w:bCs/>
+        </w:rPr>
+      </w:pPr>
+      <w:r>
+        <w:rPr>
+          <w:b/>
+          <w:bCs/>
+        </w:rPr>
+        <w:t>A7: You can view your completed learning hours and course history on your personal dashboard within the Cognizant Academy portal.</w:t>
+      </w:r>
+    </w:p>
+    <w:p>
+      <w:pPr>
+        <w:rPr>
+          <w:b/>
+          <w:bCs/>
+        </w:rPr>
+      </w:pPr>
+    </w:p>
+    <w:p>
+      <w:pPr>
+        <w:rPr>
+          <w:b/>
+          <w:bCs/>
+        </w:rPr>
+      </w:pPr>
+      <w:r>
+        <w:rPr>
+          <w:b/>
+          <w:bCs/>
+        </w:rPr>
+        <w:t>**Q8: Are the mandatory compliance training modules part of the 40 learning hours?**</w:t>
+      </w:r>
+    </w:p>
+    <w:p>
+      <w:r>
+        <w:rPr>
+          <w:b/>
+          <w:bCs/>
+        </w:rPr>
+        <w:t>A8: Yes, the hours spent completing the mandatory compliance modules are counted towards your annual 40-hour learning requirement.</w:t>
+      </w:r>
+    </w:p>
     <w:sectPr>
       <w:pgSz w:w="11906" w:h="16838"/>
       <w:pgMar w:top="1440" w:right="1440" w:bottom="1440" w:left="1440" w:header="708" w:footer="708" w:gutter="0"/>
@@ -359,7 +1251,7 @@
 </file>
 
 <file path=word/numbering.xml><?xml version="1.0" encoding="utf-8"?>
-<w:numbering xmlns:wpc="http://schemas.microsoft.com/office/word/2010/wordprocessingCanvas" xmlns:cx="http://schemas.microsoft.com/office/drawing/2014/chartex" xmlns:cx1="http://schemas.microsoft.com/office/drawing/2015/9/8/chartex" xmlns:cx2="http://schemas.microsoft.com/office/drawing/2015/10/21/chartex" xmlns:cx3="http://schemas.microsoft.com/office/drawing/2016/5/9/chartex" xmlns:cx4="http://schemas.microsoft.com/office/drawing/2016/5/10/chartex" xmlns:cx5="http://schemas.microsoft.com/office/drawing/2016/5/11/chartex" xmlns:cx6="http://schemas.microsoft.com/office/drawing/2016/5/12/chartex" xmlns:cx7="http://schemas.microsoft.com/office/drawing/2016/5/13/chartex" xmlns:cx8="http://schemas.microsoft.com/office/drawing/2016/5/14/chartex" xmlns:mc="http://schemas.openxmlformats.org/markup-compatibility/2006" xmlns:aink="http://schemas.microsoft.com/office/drawing/2016/ink" xmlns:am3d="http://schemas.microsoft.com/office/drawing/2017/model3d" xmlns:o="urn:schemas-microsoft-com:office:office" xmlns:oel="http://schemas.microsoft.com/office/2019/extlst" xmlns:r="http://schemas.openxmlformats.org/officeDocument/2006/relationships" xmlns:m="http://schemas.openxmlformats.org/officeDocument/2006/math" xmlns:v="urn:schemas-microsoft-com:vml" xmlns:wp14="http://schemas.microsoft.com/office/word/2010/wordprocessingDrawing" xmlns:wp="http://schemas.openxmlformats.org/drawingml/2006/wordprocessingDrawing" xmlns:w10="urn:schemas-microsoft-com:office:word" xmlns:w="http://schemas.openxmlformats.org/wordprocessingml/2006/main" xmlns:w14="http://schemas.microsoft.com/office/word/2010/wordml" xmlns:w15="http://schemas.microsoft.com/office/word/2012/wordml" xmlns:w16cei="http://schemas.microsoft.com/office/word/2026/wordml/cei" xmlns:w16cex="http://schemas.microsoft.com/office/word/2018/wordml/cex" xmlns:w16cid="http://schemas.microsoft.com/office/word/2016/wordml/cid" xmlns:w16="http://schemas.microsoft.com/office/word/2018/wordml" xmlns:w16du="http://schemas.microsoft.com/office/word/2023/wordml/word16du" xmlns:w16sdtdh="http://schemas.microsoft.com/office/word/2020/wordml/sdtdatahash" xmlns:w16sdtfl="http://schemas.microsoft.com/office/word/2024/wordml/sdtformatlock" xmlns:w16se="http://schemas.microsoft.com/office/word/2015/wordml/symex" xmlns:wpg="http://schemas.microsoft.com/office/word/2010/wordprocessingGroup" xmlns:wpi="http://schemas.microsoft.com/office/word/2010/wordprocessingInk" xmlns:wne="http://schemas.microsoft.com/office/word/2006/wordml" xmlns:wps="http://schemas.microsoft.com/office/word/2010/wordprocessingShape" mc:Ignorable="w14 w15 w16se w16cid w16 w16cex w16sdtdh w16sdtfl w16du wp14">
+<w:numbering xmlns:wpc="http://schemas.microsoft.com/office/word/2010/wordprocessingCanvas" xmlns:cx="http://schemas.microsoft.com/office/drawing/2014/chartex" xmlns:cx1="http://schemas.microsoft.com/office/drawing/2015/9/8/chartex" xmlns:cx2="http://schemas.microsoft.com/office/drawing/2015/10/21/chartex" xmlns:cx3="http://schemas.microsoft.com/office/drawing/2016/5/9/chartex" xmlns:cx4="http://schemas.microsoft.com/office/drawing/2016/5/10/chartex" xmlns:cx5="http://schemas.microsoft.com/office/drawing/2016/5/11/chartex" xmlns:cx6="http://schemas.microsoft.com/office/drawing/2016/5/12/chartex" xmlns:cx7="http://schemas.microsoft.com/office/drawing/2016/5/13/chartex" xmlns:cx8="http://schemas.microsoft.com/office/drawing/2016/5/14/chartex" xmlns:mc="http://schemas.openxmlformats.org/markup-compatibility/2006" xmlns:aink="http://schemas.microsoft.com/office/drawing/2016/ink" xmlns:am3d="http://schemas.microsoft.com/office/drawing/2017/model3d" xmlns:o="urn:schemas-microsoft-com:office:office" xmlns:oel="http://schemas.microsoft.com/office/2019/extlst" xmlns:r="http://schemas.openxmlformats.org/officeDocument/2006/relationships" xmlns:m="http://schemas.openxmlformats.org/officeDocument/2006/math" xmlns:v="urn:schemas-microsoft-com:vml" xmlns:wp14="http://schemas.microsoft.com/office/word/2010/wordprocessingDrawing" xmlns:wp="http://schemas.openxmlformats.org/drawingml/2006/wordprocessingDrawing" xmlns:w10="urn:schemas-microsoft-com:office:word" xmlns:w="http://schemas.openxmlformats.org/wordprocessingml/2006/main" xmlns:w14="http://schemas.microsoft.com/office/word/2010/wordml" xmlns:w15="http://schemas.microsoft.com/office/word/2012/wordml" xmlns:w16cex="http://schemas.microsoft.com/office/word/2018/wordml/cex" xmlns:w16cid="http://schemas.microsoft.com/office/word/2016/wordml/cid" xmlns:w16="http://schemas.microsoft.com/office/word/2018/wordml" xmlns:w16du="http://schemas.microsoft.com/office/word/2023/wordml/word16du" xmlns:w16sdtdh="http://schemas.microsoft.com/office/word/2020/wordml/sdtdatahash" xmlns:w16sdtfl="http://schemas.microsoft.com/office/word/2024/wordml/sdtformatlock" xmlns:w16se="http://schemas.microsoft.com/office/word/2015/wordml/symex" xmlns:wpg="http://schemas.microsoft.com/office/word/2010/wordprocessingGroup" xmlns:wpi="http://schemas.microsoft.com/office/word/2010/wordprocessingInk" xmlns:wne="http://schemas.microsoft.com/office/word/2006/wordml" xmlns:wps="http://schemas.microsoft.com/office/word/2010/wordprocessingShape" mc:Ignorable="w14 w15 w16se w16cid w16 w16cex w16sdtdh w16sdtfl w16du wp14">
   <w:abstractNum w:abstractNumId="0" w15:restartNumberingAfterBreak="0">
     <w:nsid w:val="049E44F1"/>
     <w:multiLevelType w:val="multilevel"/>
@@ -1690,6 +2582,7 @@
   <w:style w:type="character" w:default="1" w:styleId="DefaultParagraphFont">
     <w:name w:val="Default Paragraph Font"/>
     <w:uiPriority w:val="1"/>
+    <w:semiHidden/>
     <w:unhideWhenUsed/>
   </w:style>
   <w:style w:type="table" w:default="1" w:styleId="TableNormal">
